--- a/cf/jm/u/files/u029.docx
+++ b/cf/jm/u/files/u029.docx
@@ -20,7 +20,7 @@
     </w:p>
     <w:p>
       <w:r>
-        <w:t>請針對每個題目，把答案填在「回答：」後面（越具體越好）；填好後請放回您的部門資料夾即可，不需回信。</w:t>
+        <w:t>這份問卷是想更了解您的實際作業，好把您的 AI 助理做得更貼近需求。第一部分請把答案填在「回答：」後面（越具體越好）；第二部分只是先讓您了解，之後用的時候再一起調整，不用現在填。填好後放回您的部門資料夾即可，不需回信。</w:t>
       </w:r>
     </w:p>
     <w:p>
@@ -32,8 +32,16 @@
       </w:r>
     </w:p>
     <w:p>
+      <w:pPr>
+        <w:pStyle w:val="Heading2"/>
+      </w:pPr>
       <w:r>
-        <w:t>1. 這題要 AI 做的是「SOP 文字內容」層面（新舊版比對、組織字詞更新、結構彙整）對嗎？CAD/NC/PDF 轉檔不在範圍？</w:t>
+        <w:t>一、請您提供或確認的事情</w:t>
+      </w:r>
+    </w:p>
+    <w:p>
+      <w:r>
+        <w:t>1. 你要 AI 幫的是 SOP 文件哪一塊？（新舊版本比對、組織變更後改部門職稱、把 word/excel 整理成一致格式）先講清楚範圍。</w:t>
       </w:r>
     </w:p>
     <w:p>
@@ -43,7 +51,7 @@
     </w:p>
     <w:p>
       <w:r>
-        <w:t>2. SOP 來源多元（文管/PLM/客戶/個人專案/工程移交），要處理的檔案格式是 Word/Excel 為主嗎？</w:t>
+        <w:t>2. 特別提醒：CATIA/CAD 排版、NC 程式回存這類實體工程作業 AI 沒辦法做，這部分要另外處理，先確認切割清楚。</w:t>
       </w:r>
     </w:p>
     <w:p>
@@ -53,7 +61,7 @@
     </w:p>
     <w:p>
       <w:r>
-        <w:t>3. 組織變更要更新哪些字詞——部門、職稱、權責？有沒有異動前後對照表？</w:t>
+        <w:t>3. SOP 的正式文件範本和版本控管欄位（版次、生效日、修訂說明）給我。</w:t>
       </w:r>
     </w:p>
     <w:p>
@@ -63,7 +71,7 @@
     </w:p>
     <w:p>
       <w:r>
-        <w:t>4. 新舊版本比對要呈現到多細（逐段差異/只列變更段落）？</w:t>
+        <w:t>4. 組織異動「舊部門職稱→新部門職稱」的對照表給我，這是更新用詞的依據。</w:t>
       </w:r>
     </w:p>
     <w:p>
@@ -73,7 +81,7 @@
     </w:p>
     <w:p>
       <w:r>
-        <w:t>5. SOP 文件結構與版本控管欄位有固定範本嗎？</w:t>
+        <w:t>5. 新舊版本要比到多細？（整章、整段、還是逐句）比對顆粒度怎麼定？</w:t>
       </w:r>
     </w:p>
     <w:p>
@@ -83,12 +91,45 @@
     </w:p>
     <w:p>
       <w:r>
-        <w:t>6. 產出的彙整/比對草稿要覆核後才上傳文管/PLM，這個分工確認嗎？</w:t>
+        <w:t>6. 哪些是「製程專業內容」（像加工參數、工序）AI 絕對不能改、只能標出來讓工程師確認？</w:t>
       </w:r>
     </w:p>
     <w:p>
       <w:r>
         <w:t>回答：</w:t>
+      </w:r>
+    </w:p>
+    <w:p>
+      <w:pPr>
+        <w:pStyle w:val="Heading2"/>
+      </w:pPr>
+      <w:r>
+        <w:t>二、要用了之後、跟 AI 一起調整的事情（先了解即可，不用現在填）</w:t>
+      </w:r>
+    </w:p>
+    <w:p>
+      <w:r>
+        <w:t>• 上線先拿一組真實新舊版 SOP 試跑，看它抓的差異、組織用詞更新清單準不準，錯的回饋讓它修。</w:t>
+      </w:r>
+    </w:p>
+    <w:p>
+      <w:r>
+        <w:t>• 它只碰文字和版本層面，製程參數、工序這類專業內容它不改、只標出來讓你確認（零容忍改動）。</w:t>
+      </w:r>
+    </w:p>
+    <w:p>
+      <w:r>
+        <w:t>• CATIA/CAD、NC 程式它一律不處理，遇到這類要求它會拒絕並提醒你另外用專業工具做。</w:t>
+      </w:r>
+    </w:p>
+    <w:p>
+      <w:r>
+        <w:t>• 把組織職稱對照表維護到最新，它才更新得準；每次組織一動就更新這份。</w:t>
+      </w:r>
+    </w:p>
+    <w:p>
+      <w:r>
+        <w:t>• 覺得版本差異表或更新清單的欄位要調，直接說，它會照你要的版型改。</w:t>
       </w:r>
     </w:p>
     <w:p/>
